--- a/output/LangGraph_vs_CrewAI_vs_AutoGen_report.docx
+++ b/output/LangGraph_vs_CrewAI_vs_AutoGen_report.docx
@@ -12,7 +12,7 @@
     </w:p>
     <w:p>
       <w:r>
-        <w:t>Generated on: July 05, 2026 at 22:51</w:t>
+        <w:t>Generated on: July 08, 2026 at 15:21</w:t>
       </w:r>
     </w:p>
     <w:p>
